--- a/skills/phong-cntt/assets/don-de-xuat-cntt.docx
+++ b/skills/phong-cntt/assets/don-de-xuat-cntt.docx
@@ -1,6 +1,6 @@
 
 <file path=word/document.xml><?xml version="1.0" encoding="utf-8"?>
-<w:document xmlns:ns1="http://schemas.openxmlformats.org/markup-compatibility/2006" xmlns:ns2="http://schemas.microsoft.com/office/word/2010/wordml" xmlns:ns3="http://schemas.openxmlformats.org/drawingml/2006/wordprocessingDrawing" xmlns:ns4="http://schemas.microsoft.com/office/word/2010/wordprocessingDrawing" xmlns:ns5="http://schemas.openxmlformats.org/drawingml/2006/main" xmlns:ns6="http://schemas.microsoft.com/office/word/2010/wordprocessingShape" xmlns:ns7="urn:schemas-microsoft-com:vml" xmlns:ns8="urn:schemas-microsoft-com:office:office" xmlns:ns9="http://schemas.microsoft.com/office/drawing/2010/main" xmlns:w="http://schemas.openxmlformats.org/wordprocessingml/2006/main" ns1:Ignorable="w14 w15 w16se w16cid w16 w16cex w16sdtdh wp14">
+<w:document xmlns:ns1="http://schemas.openxmlformats.org/markup-compatibility/2006" xmlns:ns2="http://schemas.microsoft.com/office/word/2010/wordml" xmlns:ns3="http://schemas.openxmlformats.org/drawingml/2006/wordprocessingDrawing" xmlns:ns4="http://schemas.microsoft.com/office/word/2010/wordprocessingDrawing" xmlns:ns5="http://schemas.openxmlformats.org/drawingml/2006/main" xmlns:ns6="http://schemas.microsoft.com/office/word/2010/wordprocessingShape" xmlns:ns7="urn:schemas-microsoft-com:vml" xmlns:ns8="urn:schemas-microsoft-com:office:office" xmlns:ns9="http://schemas.microsoft.com/office/drawing/2010/main" xmlns:w="http://schemas.openxmlformats.org/wordprocessingml/2006/main" xmlns:wps="http://schemas.microsoft.com/office/word/2010/wordprocessingShape">
   <w:body>
     <w:tbl>
       <w:tblPr>
@@ -148,7 +148,7 @@
               <ns1:AlternateContent>
                 <ns1:Choice Requires="wps">
                   <w:drawing>
-                    <ns3:anchor distT="4294967295" distB="4294967295" distL="114300" distR="114300" simplePos="0" relativeHeight="251660288" behindDoc="0" locked="0" layoutInCell="1" allowOverlap="1" ns4:anchorId="5E968171" ns4:editId="42087A73">
+                    <ns3:anchor distT="4294967295" distB="4294967295" distL="114300" distR="114300" simplePos="0" relativeHeight="251660288" behindDoc="0" locked="0" layoutInCell="1" allowOverlap="1" ns4:editId="42087A73">
                       <ns3:simplePos x="0" y="0"/>
                       <ns3:positionH relativeFrom="column">
                         <ns3:posOffset>795655</ns3:posOffset>
@@ -207,7 +207,7 @@
                 </ns1:Choice>
                 <ns1:Fallback>
                   <w:pict>
-                    <ns7:line ns2:anchorId="265E9269" id="Straight Connector 3" ns8:spid="_x0000_s1026" style="position:absolute;z-index:251660288;visibility:visible;mso-wrap-style:square;mso-width-percent:0;mso-height-percent:0;mso-wrap-distance-left:9pt;mso-wrap-distance-top:-3e-5mm;mso-wrap-distance-right:9pt;mso-wrap-distance-bottom:-3e-5mm;mso-position-horizontal:absolute;mso-position-horizontal-relative:text;mso-position-vertical:absolute;mso-position-vertical-relative:text;mso-width-percent:0;mso-height-percent:0;mso-width-relative:margin;mso-height-relative:page" from="62.65pt,15.7pt" to="122.65pt,15.7pt" ns8:gfxdata="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" strokecolor="#4579b8 [3044]">
+                    <ns7:line id="Straight Connector 3" ns8:spid="_x0000_s1026" style="position:absolute;z-index:251660288;visibility:visible;mso-wrap-style:square;mso-width-percent:0;mso-height-percent:0;mso-wrap-distance-left:9pt;mso-wrap-distance-top:-3e-5mm;mso-wrap-distance-right:9pt;mso-wrap-distance-bottom:-3e-5mm;mso-position-horizontal:absolute;mso-position-horizontal-relative:text;mso-position-vertical:absolute;mso-position-vertical-relative:text;mso-width-percent:0;mso-height-percent:0;mso-width-relative:margin;mso-height-relative:page" from="62.65pt,15.7pt" to="122.65pt,15.7pt" ns8:gfxdata="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" strokecolor="#4579b8 [3044]">
                       <ns8:lock ns7:ext="edit" shapetype="f"/>
                     </ns7:line>
                   </w:pict>
@@ -425,7 +425,7 @@
               <ns1:AlternateContent>
                 <ns1:Choice Requires="wps">
                   <w:drawing>
-                    <ns3:anchor distT="4294967295" distB="4294967295" distL="114300" distR="114300" simplePos="0" relativeHeight="251659264" behindDoc="0" locked="0" layoutInCell="1" allowOverlap="1" ns4:anchorId="4EF0BD91" ns4:editId="660F6E52">
+                    <ns3:anchor distT="4294967295" distB="4294967295" distL="114300" distR="114300" simplePos="0" relativeHeight="251659264" behindDoc="0" locked="0" layoutInCell="1" allowOverlap="1" ns4:editId="660F6E52">
                       <ns3:simplePos x="0" y="0"/>
                       <ns3:positionH relativeFrom="column">
                         <ns3:posOffset>746760</ns3:posOffset>
@@ -484,7 +484,7 @@
                 </ns1:Choice>
                 <ns1:Fallback>
                   <w:pict>
-                    <ns7:line ns2:anchorId="3ABC7774" id="Straight Connector 4" ns8:spid="_x0000_s1026" style="position:absolute;z-index:251659264;visibility:visible;mso-wrap-style:square;mso-width-percent:0;mso-height-percent:0;mso-wrap-distance-left:9pt;mso-wrap-distance-top:-3e-5mm;mso-wrap-distance-right:9pt;mso-wrap-distance-bottom:-3e-5mm;mso-position-horizontal:absolute;mso-position-horizontal-relative:text;mso-position-vertical:absolute;mso-position-vertical-relative:text;mso-width-percent:0;mso-height-percent:0;mso-width-relative:page;mso-height-relative:page" from="58.8pt,3.35pt" to="214.8pt,3.35pt" ns8:gfxdata="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" strokecolor="#4579b8 [3044]">
+                    <ns7:line id="Straight Connector 4" ns8:spid="_x0000_s1026" style="position:absolute;z-index:251659264;visibility:visible;mso-wrap-style:square;mso-width-percent:0;mso-height-percent:0;mso-wrap-distance-left:9pt;mso-wrap-distance-top:-3e-5mm;mso-wrap-distance-right:9pt;mso-wrap-distance-bottom:-3e-5mm;mso-position-horizontal:absolute;mso-position-horizontal-relative:text;mso-position-vertical:absolute;mso-position-vertical-relative:text;mso-width-percent:0;mso-height-percent:0;mso-width-relative:page;mso-height-relative:page" from="58.8pt,3.35pt" to="214.8pt,3.35pt" ns8:gfxdata="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" strokecolor="#4579b8 [3044]">
                       <ns8:lock ns7:ext="edit" shapetype="f"/>
                     </ns7:line>
                   </w:pict>
@@ -976,7 +976,7 @@
         <ns1:AlternateContent>
           <ns1:Choice Requires="wps">
             <w:drawing>
-              <ns3:anchor distT="0" distB="0" distL="114300" distR="114300" simplePos="0" relativeHeight="251662336" behindDoc="0" locked="0" layoutInCell="1" allowOverlap="1" ns4:anchorId="6B28A74F" ns4:editId="5FA259B5">
+              <ns3:anchor distT="0" distB="0" distL="114300" distR="114300" simplePos="0" relativeHeight="251662336" behindDoc="0" locked="0" layoutInCell="1" allowOverlap="1" ns4:editId="5FA259B5">
                 <ns3:simplePos x="0" y="0"/>
                 <ns3:positionH relativeFrom="column">
                   <ns3:posOffset>2360455</ns3:posOffset>
@@ -1037,7 +1037,7 @@
           </ns1:Choice>
           <ns1:Fallback>
             <w:pict>
-              <ns7:shapetype ns2:anchorId="6ED4F1FF" id="_x0000_t32" coordsize="21600,21600" ns8:spt="32" ns8:oned="t" path="m,l21600,21600e" filled="f">
+              <ns7:shapetype id="_x0000_t32" coordsize="21600,21600" ns8:spt="32" ns8:oned="t" path="m,l21600,21600e" filled="f">
                 <ns7:path arrowok="t" fillok="f" ns8:connecttype="none"/>
                 <ns8:lock ns7:ext="edit" shapetype="t"/>
               </ns7:shapetype>
@@ -10149,7 +10149,7 @@
 </file>
 
 <file path=word/endnotes.xml><?xml version="1.0" encoding="utf-8"?>
-<w:endnotes xmlns:wpc="http://schemas.microsoft.com/office/word/2010/wordprocessingCanvas" xmlns:cx="http://schemas.microsoft.com/office/drawing/2014/chartex" xmlns:cx1="http://schemas.microsoft.com/office/drawing/2015/9/8/chartex" xmlns:cx2="http://schemas.microsoft.com/office/drawing/2015/10/21/chartex" xmlns:cx3="http://schemas.microsoft.com/office/drawing/2016/5/9/chartex" xmlns:cx4="http://schemas.microsoft.com/office/drawing/2016/5/10/chartex" xmlns:cx5="http://schemas.microsoft.com/office/drawing/2016/5/11/chartex" xmlns:cx6="http://schemas.microsoft.com/office/drawing/2016/5/12/chartex" xmlns:cx7="http://schemas.microsoft.com/office/drawing/2016/5/13/chartex" xmlns:cx8="http://schemas.microsoft.com/office/drawing/2016/5/14/chartex" xmlns:mc="http://schemas.openxmlformats.org/markup-compatibility/2006" xmlns:aink="http://schemas.microsoft.com/office/drawing/2016/ink" xmlns:am3d="http://schemas.microsoft.com/office/drawing/2017/model3d" xmlns:o="urn:schemas-microsoft-com:office:office" xmlns:r="http://schemas.openxmlformats.org/officeDocument/2006/relationships" xmlns:m="http://schemas.openxmlformats.org/officeDocument/2006/math" xmlns:v="urn:schemas-microsoft-com:vml" xmlns:wp14="http://schemas.microsoft.com/office/word/2010/wordprocessingDrawing" xmlns:wp="http://schemas.openxmlformats.org/drawingml/2006/wordprocessingDrawing" xmlns:w10="urn:schemas-microsoft-com:office:word" xmlns:w="http://schemas.openxmlformats.org/wordprocessingml/2006/main" xmlns:w14="http://schemas.microsoft.com/office/word/2010/wordml" xmlns:w15="http://schemas.microsoft.com/office/word/2012/wordml" xmlns:w16cex="http://schemas.microsoft.com/office/word/2018/wordml/cex" xmlns:w16cid="http://schemas.microsoft.com/office/word/2016/wordml/cid" xmlns:w16="http://schemas.microsoft.com/office/word/2018/wordml" xmlns:w16sdtdh="http://schemas.microsoft.com/office/word/2020/wordml/sdtdatahash" xmlns:w16se="http://schemas.microsoft.com/office/word/2015/wordml/symex" xmlns:wpg="http://schemas.microsoft.com/office/word/2010/wordprocessingGroup" xmlns:wpi="http://schemas.microsoft.com/office/word/2010/wordprocessingInk" xmlns:wne="http://schemas.microsoft.com/office/word/2006/wordml" xmlns:wps="http://schemas.microsoft.com/office/word/2010/wordprocessingShape" mc:Ignorable="w14 w15 w16se w16cid w16 w16cex w16sdtdh wp14">
+<w:endnotes xmlns:wpc="http://schemas.microsoft.com/office/word/2010/wordprocessingCanvas" xmlns:cx="http://schemas.microsoft.com/office/drawing/2014/chartex" xmlns:cx1="http://schemas.microsoft.com/office/drawing/2015/9/8/chartex" xmlns:cx2="http://schemas.microsoft.com/office/drawing/2015/10/21/chartex" xmlns:cx3="http://schemas.microsoft.com/office/drawing/2016/5/9/chartex" xmlns:cx4="http://schemas.microsoft.com/office/drawing/2016/5/10/chartex" xmlns:cx5="http://schemas.microsoft.com/office/drawing/2016/5/11/chartex" xmlns:cx6="http://schemas.microsoft.com/office/drawing/2016/5/12/chartex" xmlns:cx7="http://schemas.microsoft.com/office/drawing/2016/5/13/chartex" xmlns:cx8="http://schemas.microsoft.com/office/drawing/2016/5/14/chartex" xmlns:mc="http://schemas.openxmlformats.org/markup-compatibility/2006" xmlns:aink="http://schemas.microsoft.com/office/drawing/2016/ink" xmlns:am3d="http://schemas.microsoft.com/office/drawing/2017/model3d" xmlns:o="urn:schemas-microsoft-com:office:office" xmlns:r="http://schemas.openxmlformats.org/officeDocument/2006/relationships" xmlns:m="http://schemas.openxmlformats.org/officeDocument/2006/math" xmlns:v="urn:schemas-microsoft-com:vml" xmlns:wp14="http://schemas.microsoft.com/office/word/2010/wordprocessingDrawing" xmlns:wp="http://schemas.openxmlformats.org/drawingml/2006/wordprocessingDrawing" xmlns:w10="urn:schemas-microsoft-com:office:word" xmlns:w="http://schemas.openxmlformats.org/wordprocessingml/2006/main" xmlns:w14="http://schemas.microsoft.com/office/word/2010/wordml" xmlns:w15="http://schemas.microsoft.com/office/word/2012/wordml" xmlns:w16cex="http://schemas.microsoft.com/office/word/2018/wordml/cex" xmlns:w16="http://schemas.microsoft.com/office/word/2018/wordml" xmlns:w16sdtdh="http://schemas.microsoft.com/office/word/2020/wordml/sdtdatahash" xmlns:w16se="http://schemas.microsoft.com/office/word/2015/wordml/symex" xmlns:wpg="http://schemas.microsoft.com/office/word/2010/wordprocessingGroup" xmlns:wpi="http://schemas.microsoft.com/office/word/2010/wordprocessingInk" xmlns:wne="http://schemas.microsoft.com/office/word/2006/wordml" xmlns:wps="http://schemas.microsoft.com/office/word/2010/wordprocessingShape">
   <w:endnote w:type="separator" w:id="-1">
     <w:p>
       <w:pPr>
@@ -10174,7 +10174,7 @@
 </file>
 
 <file path=word/footnotes.xml><?xml version="1.0" encoding="utf-8"?>
-<w:footnotes xmlns:wpc="http://schemas.microsoft.com/office/word/2010/wordprocessingCanvas" xmlns:cx="http://schemas.microsoft.com/office/drawing/2014/chartex" xmlns:cx1="http://schemas.microsoft.com/office/drawing/2015/9/8/chartex" xmlns:cx2="http://schemas.microsoft.com/office/drawing/2015/10/21/chartex" xmlns:cx3="http://schemas.microsoft.com/office/drawing/2016/5/9/chartex" xmlns:cx4="http://schemas.microsoft.com/office/drawing/2016/5/10/chartex" xmlns:cx5="http://schemas.microsoft.com/office/drawing/2016/5/11/chartex" xmlns:cx6="http://schemas.microsoft.com/office/drawing/2016/5/12/chartex" xmlns:cx7="http://schemas.microsoft.com/office/drawing/2016/5/13/chartex" xmlns:cx8="http://schemas.microsoft.com/office/drawing/2016/5/14/chartex" xmlns:mc="http://schemas.openxmlformats.org/markup-compatibility/2006" xmlns:aink="http://schemas.microsoft.com/office/drawing/2016/ink" xmlns:am3d="http://schemas.microsoft.com/office/drawing/2017/model3d" xmlns:o="urn:schemas-microsoft-com:office:office" xmlns:r="http://schemas.openxmlformats.org/officeDocument/2006/relationships" xmlns:m="http://schemas.openxmlformats.org/officeDocument/2006/math" xmlns:v="urn:schemas-microsoft-com:vml" xmlns:wp14="http://schemas.microsoft.com/office/word/2010/wordprocessingDrawing" xmlns:wp="http://schemas.openxmlformats.org/drawingml/2006/wordprocessingDrawing" xmlns:w10="urn:schemas-microsoft-com:office:word" xmlns:w="http://schemas.openxmlformats.org/wordprocessingml/2006/main" xmlns:w14="http://schemas.microsoft.com/office/word/2010/wordml" xmlns:w15="http://schemas.microsoft.com/office/word/2012/wordml" xmlns:w16cex="http://schemas.microsoft.com/office/word/2018/wordml/cex" xmlns:w16cid="http://schemas.microsoft.com/office/word/2016/wordml/cid" xmlns:w16="http://schemas.microsoft.com/office/word/2018/wordml" xmlns:w16sdtdh="http://schemas.microsoft.com/office/word/2020/wordml/sdtdatahash" xmlns:w16se="http://schemas.microsoft.com/office/word/2015/wordml/symex" xmlns:wpg="http://schemas.microsoft.com/office/word/2010/wordprocessingGroup" xmlns:wpi="http://schemas.microsoft.com/office/word/2010/wordprocessingInk" xmlns:wne="http://schemas.microsoft.com/office/word/2006/wordml" xmlns:wps="http://schemas.microsoft.com/office/word/2010/wordprocessingShape" mc:Ignorable="w14 w15 w16se w16cid w16 w16cex w16sdtdh wp14">
+<w:footnotes xmlns:wpc="http://schemas.microsoft.com/office/word/2010/wordprocessingCanvas" xmlns:cx="http://schemas.microsoft.com/office/drawing/2014/chartex" xmlns:cx1="http://schemas.microsoft.com/office/drawing/2015/9/8/chartex" xmlns:cx2="http://schemas.microsoft.com/office/drawing/2015/10/21/chartex" xmlns:cx3="http://schemas.microsoft.com/office/drawing/2016/5/9/chartex" xmlns:cx4="http://schemas.microsoft.com/office/drawing/2016/5/10/chartex" xmlns:cx5="http://schemas.microsoft.com/office/drawing/2016/5/11/chartex" xmlns:cx6="http://schemas.microsoft.com/office/drawing/2016/5/12/chartex" xmlns:cx7="http://schemas.microsoft.com/office/drawing/2016/5/13/chartex" xmlns:cx8="http://schemas.microsoft.com/office/drawing/2016/5/14/chartex" xmlns:mc="http://schemas.openxmlformats.org/markup-compatibility/2006" xmlns:aink="http://schemas.microsoft.com/office/drawing/2016/ink" xmlns:am3d="http://schemas.microsoft.com/office/drawing/2017/model3d" xmlns:o="urn:schemas-microsoft-com:office:office" xmlns:r="http://schemas.openxmlformats.org/officeDocument/2006/relationships" xmlns:m="http://schemas.openxmlformats.org/officeDocument/2006/math" xmlns:v="urn:schemas-microsoft-com:vml" xmlns:wp14="http://schemas.microsoft.com/office/word/2010/wordprocessingDrawing" xmlns:wp="http://schemas.openxmlformats.org/drawingml/2006/wordprocessingDrawing" xmlns:w10="urn:schemas-microsoft-com:office:word" xmlns:w="http://schemas.openxmlformats.org/wordprocessingml/2006/main" xmlns:w14="http://schemas.microsoft.com/office/word/2010/wordml" xmlns:w15="http://schemas.microsoft.com/office/word/2012/wordml" xmlns:w16cex="http://schemas.microsoft.com/office/word/2018/wordml/cex" xmlns:w16="http://schemas.microsoft.com/office/word/2018/wordml" xmlns:w16sdtdh="http://schemas.microsoft.com/office/word/2020/wordml/sdtdatahash" xmlns:w16se="http://schemas.microsoft.com/office/word/2015/wordml/symex" xmlns:wpg="http://schemas.microsoft.com/office/word/2010/wordprocessingGroup" xmlns:wpi="http://schemas.microsoft.com/office/word/2010/wordprocessingInk" xmlns:wne="http://schemas.microsoft.com/office/word/2006/wordml" xmlns:wps="http://schemas.microsoft.com/office/word/2010/wordprocessingShape">
   <w:footnote w:type="separator" w:id="-1">
     <w:p>
       <w:pPr>
@@ -10199,8 +10199,8 @@
 </file>
 
 <file path=word/numbering.xml><?xml version="1.0" encoding="utf-8"?>
-<w:numbering xmlns:wpc="http://schemas.microsoft.com/office/word/2010/wordprocessingCanvas" xmlns:cx="http://schemas.microsoft.com/office/drawing/2014/chartex" xmlns:cx1="http://schemas.microsoft.com/office/drawing/2015/9/8/chartex" xmlns:cx2="http://schemas.microsoft.com/office/drawing/2015/10/21/chartex" xmlns:cx3="http://schemas.microsoft.com/office/drawing/2016/5/9/chartex" xmlns:cx4="http://schemas.microsoft.com/office/drawing/2016/5/10/chartex" xmlns:cx5="http://schemas.microsoft.com/office/drawing/2016/5/11/chartex" xmlns:cx6="http://schemas.microsoft.com/office/drawing/2016/5/12/chartex" xmlns:cx7="http://schemas.microsoft.com/office/drawing/2016/5/13/chartex" xmlns:cx8="http://schemas.microsoft.com/office/drawing/2016/5/14/chartex" xmlns:mc="http://schemas.openxmlformats.org/markup-compatibility/2006" xmlns:aink="http://schemas.microsoft.com/office/drawing/2016/ink" xmlns:am3d="http://schemas.microsoft.com/office/drawing/2017/model3d" xmlns:o="urn:schemas-microsoft-com:office:office" xmlns:r="http://schemas.openxmlformats.org/officeDocument/2006/relationships" xmlns:m="http://schemas.openxmlformats.org/officeDocument/2006/math" xmlns:v="urn:schemas-microsoft-com:vml" xmlns:wp14="http://schemas.microsoft.com/office/word/2010/wordprocessingDrawing" xmlns:wp="http://schemas.openxmlformats.org/drawingml/2006/wordprocessingDrawing" xmlns:w10="urn:schemas-microsoft-com:office:word" xmlns:w="http://schemas.openxmlformats.org/wordprocessingml/2006/main" xmlns:w14="http://schemas.microsoft.com/office/word/2010/wordml" xmlns:w15="http://schemas.microsoft.com/office/word/2012/wordml" xmlns:w16cex="http://schemas.microsoft.com/office/word/2018/wordml/cex" xmlns:w16cid="http://schemas.microsoft.com/office/word/2016/wordml/cid" xmlns:w16="http://schemas.microsoft.com/office/word/2018/wordml" xmlns:w16sdtdh="http://schemas.microsoft.com/office/word/2020/wordml/sdtdatahash" xmlns:w16se="http://schemas.microsoft.com/office/word/2015/wordml/symex" xmlns:wpg="http://schemas.microsoft.com/office/word/2010/wordprocessingGroup" xmlns:wpi="http://schemas.microsoft.com/office/word/2010/wordprocessingInk" xmlns:wne="http://schemas.microsoft.com/office/word/2006/wordml" xmlns:wps="http://schemas.microsoft.com/office/word/2010/wordprocessingShape" mc:Ignorable="w14 w15 w16se w16cid w16 w16cex w16sdtdh wp14">
-  <w:abstractNum w:abstractNumId="0" w15:restartNumberingAfterBreak="0">
+<w:numbering xmlns:wpc="http://schemas.microsoft.com/office/word/2010/wordprocessingCanvas" xmlns:cx="http://schemas.microsoft.com/office/drawing/2014/chartex" xmlns:cx1="http://schemas.microsoft.com/office/drawing/2015/9/8/chartex" xmlns:cx2="http://schemas.microsoft.com/office/drawing/2015/10/21/chartex" xmlns:cx3="http://schemas.microsoft.com/office/drawing/2016/5/9/chartex" xmlns:cx4="http://schemas.microsoft.com/office/drawing/2016/5/10/chartex" xmlns:cx5="http://schemas.microsoft.com/office/drawing/2016/5/11/chartex" xmlns:cx6="http://schemas.microsoft.com/office/drawing/2016/5/12/chartex" xmlns:cx7="http://schemas.microsoft.com/office/drawing/2016/5/13/chartex" xmlns:cx8="http://schemas.microsoft.com/office/drawing/2016/5/14/chartex" xmlns:mc="http://schemas.openxmlformats.org/markup-compatibility/2006" xmlns:aink="http://schemas.microsoft.com/office/drawing/2016/ink" xmlns:am3d="http://schemas.microsoft.com/office/drawing/2017/model3d" xmlns:o="urn:schemas-microsoft-com:office:office" xmlns:r="http://schemas.openxmlformats.org/officeDocument/2006/relationships" xmlns:m="http://schemas.openxmlformats.org/officeDocument/2006/math" xmlns:v="urn:schemas-microsoft-com:vml" xmlns:wp14="http://schemas.microsoft.com/office/word/2010/wordprocessingDrawing" xmlns:wp="http://schemas.openxmlformats.org/drawingml/2006/wordprocessingDrawing" xmlns:w10="urn:schemas-microsoft-com:office:word" xmlns:w="http://schemas.openxmlformats.org/wordprocessingml/2006/main" xmlns:w14="http://schemas.microsoft.com/office/word/2010/wordml" xmlns:w15="http://schemas.microsoft.com/office/word/2012/wordml" xmlns:w16cex="http://schemas.microsoft.com/office/word/2018/wordml/cex" xmlns:w16="http://schemas.microsoft.com/office/word/2018/wordml" xmlns:w16sdtdh="http://schemas.microsoft.com/office/word/2020/wordml/sdtdatahash" xmlns:w16se="http://schemas.microsoft.com/office/word/2015/wordml/symex" xmlns:wpg="http://schemas.microsoft.com/office/word/2010/wordprocessingGroup" xmlns:wpi="http://schemas.microsoft.com/office/word/2010/wordprocessingInk" xmlns:wne="http://schemas.microsoft.com/office/word/2006/wordml" xmlns:wps="http://schemas.microsoft.com/office/word/2010/wordprocessingShape">
+  <w:abstractNum w:abstractNumId="0">
     <w:nsid w:val="240C0946"/>
     <w:multiLevelType w:val="hybridMultilevel"/>
     <w:tmpl w:val="F8B4DA82"/>
@@ -10286,7 +10286,7 @@
       </w:pPr>
     </w:lvl>
   </w:abstractNum>
-  <w:abstractNum w:abstractNumId="1" w15:restartNumberingAfterBreak="0">
+  <w:abstractNum w:abstractNumId="1">
     <w:nsid w:val="3FBD08B9"/>
     <w:multiLevelType w:val="hybridMultilevel"/>
     <w:tmpl w:val="C3F88D02"/>
@@ -10372,7 +10372,7 @@
       </w:pPr>
     </w:lvl>
   </w:abstractNum>
-  <w:abstractNum w:abstractNumId="2" w15:restartNumberingAfterBreak="0">
+  <w:abstractNum w:abstractNumId="2">
     <w:nsid w:val="45EB1B90"/>
     <w:multiLevelType w:val="hybridMultilevel"/>
     <w:tmpl w:val="56383608"/>
@@ -10458,7 +10458,7 @@
       </w:pPr>
     </w:lvl>
   </w:abstractNum>
-  <w:abstractNum w:abstractNumId="3" w15:restartNumberingAfterBreak="0">
+  <w:abstractNum w:abstractNumId="3">
     <w:nsid w:val="775424E0"/>
     <w:multiLevelType w:val="hybridMultilevel"/>
     <w:tmpl w:val="DC08BBC2"/>
@@ -10560,7 +10560,7 @@
 </file>
 
 <file path=word/styles.xml><?xml version="1.0" encoding="utf-8"?>
-<w:styles xmlns:mc="http://schemas.openxmlformats.org/markup-compatibility/2006" xmlns:r="http://schemas.openxmlformats.org/officeDocument/2006/relationships" xmlns:w="http://schemas.openxmlformats.org/wordprocessingml/2006/main" xmlns:w14="http://schemas.microsoft.com/office/word/2010/wordml" xmlns:w15="http://schemas.microsoft.com/office/word/2012/wordml" xmlns:w16cex="http://schemas.microsoft.com/office/word/2018/wordml/cex" xmlns:w16cid="http://schemas.microsoft.com/office/word/2016/wordml/cid" xmlns:w16="http://schemas.microsoft.com/office/word/2018/wordml" xmlns:w16sdtdh="http://schemas.microsoft.com/office/word/2020/wordml/sdtdatahash" xmlns:w16se="http://schemas.microsoft.com/office/word/2015/wordml/symex" mc:Ignorable="w14 w15 w16se w16cid w16 w16cex w16sdtdh">
+<w:styles xmlns:mc="http://schemas.openxmlformats.org/markup-compatibility/2006" xmlns:r="http://schemas.openxmlformats.org/officeDocument/2006/relationships" xmlns:w="http://schemas.openxmlformats.org/wordprocessingml/2006/main" xmlns:w14="http://schemas.microsoft.com/office/word/2010/wordml" xmlns:w15="http://schemas.microsoft.com/office/word/2012/wordml" xmlns:w16cex="http://schemas.microsoft.com/office/word/2018/wordml/cex" xmlns:w16="http://schemas.microsoft.com/office/word/2018/wordml" xmlns:w16sdtdh="http://schemas.microsoft.com/office/word/2020/wordml/sdtdatahash" xmlns:w16se="http://schemas.microsoft.com/office/word/2015/wordml/symex">
   <w:docDefaults>
     <w:rPrDefault>
       <w:rPr>

--- a/skills/phong-cntt/assets/don-de-xuat-cntt.docx
+++ b/skills/phong-cntt/assets/don-de-xuat-cntt.docx
@@ -1,5 +1,87 @@
 
-<file path=word/document.xml><?xml version="1.0" encoding="utf-8"?>
+<file path=./[Content_Types].xml><?xml version="1.0" encoding="utf-8"?>
+<Types xmlns="http://schemas.openxmlformats.org/package/2006/content-types">
+  <Default Extension="rels" ContentType="application/vnd.openxmlformats-package.relationships+xml"/>
+  <Default Extension="xml" ContentType="application/xml"/>
+  <Override PartName="/word/document.xml" ContentType="application/vnd.openxmlformats-officedocument.wordprocessingml.document.main+xml"/>
+  <Override PartName="/customXml/itemProps1.xml" ContentType="application/vnd.openxmlformats-officedocument.customXmlProperties+xml"/>
+  <Override PartName="/word/numbering.xml" ContentType="application/vnd.openxmlformats-officedocument.wordprocessingml.numbering+xml"/>
+  <Override PartName="/word/styles.xml" ContentType="application/vnd.openxmlformats-officedocument.wordprocessingml.styles+xml"/>
+  <Override PartName="/word/settings.xml" ContentType="application/vnd.openxmlformats-officedocument.wordprocessingml.settings+xml"/>
+  <Override PartName="/word/webSettings.xml" ContentType="application/vnd.openxmlformats-officedocument.wordprocessingml.webSettings+xml"/>
+  <Override PartName="/word/footnotes.xml" ContentType="application/vnd.openxmlformats-officedocument.wordprocessingml.footnotes+xml"/>
+  <Override PartName="/word/endnotes.xml" ContentType="application/vnd.openxmlformats-officedocument.wordprocessingml.endnotes+xml"/>
+  <Override PartName="/word/fontTable.xml" ContentType="application/vnd.openxmlformats-officedocument.wordprocessingml.fontTable+xml"/>
+  <Override PartName="/word/theme/theme1.xml" ContentType="application/vnd.openxmlformats-officedocument.theme+xml"/>
+  <Override PartName="/docProps/core.xml" ContentType="application/vnd.openxmlformats-package.core-properties+xml"/>
+  <Override PartName="/docProps/app.xml" ContentType="application/vnd.openxmlformats-officedocument.extended-properties+xml"/>
+</Types>
+</file>
+
+<file path=./customXml/item1.xml><?xml version="1.0" encoding="utf-8"?>
+<b:Sources xmlns:b="http://schemas.openxmlformats.org/officeDocument/2006/bibliography" xmlns="http://schemas.openxmlformats.org/officeDocument/2006/bibliography" SelectedStyle="\APA.XSL" StyleName="APA"/>
+</file>
+
+<file path=./customXml/itemProps1.xml><?xml version="1.0" encoding="utf-8"?>
+<ds:datastoreItem xmlns:ds="http://schemas.openxmlformats.org/officeDocument/2006/customXml" ds:itemID="{EBB56EF9-1F11-4EC3-9BEA-86235D7FF1F8}">
+  <ds:schemaRefs>
+    <ds:schemaRef ds:uri="http://schemas.openxmlformats.org/officeDocument/2006/bibliography"/>
+  </ds:schemaRefs>
+</ds:datastoreItem>
+</file>
+
+<file path=./docProps/app.xml><?xml version="1.0" encoding="utf-8"?>
+<Properties xmlns="http://schemas.openxmlformats.org/officeDocument/2006/extended-properties" xmlns:vt="http://schemas.openxmlformats.org/officeDocument/2006/docPropsVTypes">
+  <Template>Normal</Template>
+  <TotalTime>3</TotalTime>
+  <Pages>5</Pages>
+  <Words>420</Words>
+  <Characters>2400</Characters>
+  <Application>Microsoft Office Word</Application>
+  <DocSecurity>0</DocSecurity>
+  <Lines>20</Lines>
+  <Paragraphs>5</Paragraphs>
+  <ScaleCrop>false</ScaleCrop>
+  <HeadingPairs>
+    <vt:vector size="2" baseType="variant">
+      <vt:variant>
+        <vt:lpstr>Title</vt:lpstr>
+      </vt:variant>
+      <vt:variant>
+        <vt:i4>1</vt:i4>
+      </vt:variant>
+    </vt:vector>
+  </HeadingPairs>
+  <TitlesOfParts>
+    <vt:vector size="1" baseType="lpstr">
+      <vt:lpstr/>
+    </vt:vector>
+  </TitlesOfParts>
+  <Company/>
+  <LinksUpToDate>false</LinksUpToDate>
+  <CharactersWithSpaces>2815</CharactersWithSpaces>
+  <SharedDoc>false</SharedDoc>
+  <HyperlinksChanged>false</HyperlinksChanged>
+  <AppVersion>16.0000</AppVersion>
+</Properties>
+</file>
+
+<file path=./docProps/core.xml><?xml version="1.0" encoding="utf-8"?>
+<cp:coreProperties xmlns:cp="http://schemas.openxmlformats.org/package/2006/metadata/core-properties" xmlns:dc="http://purl.org/dc/elements/1.1/" xmlns:dcterms="http://purl.org/dc/terms/" xmlns:dcmitype="http://purl.org/dc/dcmitype/" xmlns:xsi="http://www.w3.org/2001/XMLSchema-instance">
+  <dc:title/>
+  <dc:subject/>
+  <dc:creator>buitaivt</dc:creator>
+  <cp:keywords/>
+  <dc:description/>
+  <cp:lastModifiedBy>My PC</cp:lastModifiedBy>
+  <cp:revision>2</cp:revision>
+  <cp:lastPrinted>2026-03-22T03:43:00Z</cp:lastPrinted>
+  <dcterms:created xsi:type="dcterms:W3CDTF">2026-04-06T08:35:00Z</dcterms:created>
+  <dcterms:modified xsi:type="dcterms:W3CDTF">2026-04-06T08:35:00Z</dcterms:modified>
+</cp:coreProperties>
+</file>
+
+<file path=./word/document.xml><?xml version="1.0" encoding="utf-8"?>
 <w:document xmlns:ns1="http://schemas.openxmlformats.org/markup-compatibility/2006" xmlns:ns2="http://schemas.microsoft.com/office/word/2010/wordml" xmlns:ns3="http://schemas.openxmlformats.org/drawingml/2006/wordprocessingDrawing" xmlns:ns4="http://schemas.microsoft.com/office/word/2010/wordprocessingDrawing" xmlns:ns5="http://schemas.openxmlformats.org/drawingml/2006/main" xmlns:ns6="http://schemas.microsoft.com/office/word/2010/wordprocessingShape" xmlns:ns7="urn:schemas-microsoft-com:vml" xmlns:ns8="urn:schemas-microsoft-com:office:office" xmlns:ns9="http://schemas.microsoft.com/office/drawing/2010/main" xmlns:w="http://schemas.openxmlformats.org/wordprocessingml/2006/main" xmlns:wps="http://schemas.microsoft.com/office/word/2010/wordprocessingShape">
   <w:body>
     <w:tbl>
@@ -10148,7 +10230,7 @@
 </w:document>
 </file>
 
-<file path=word/endnotes.xml><?xml version="1.0" encoding="utf-8"?>
+<file path=./word/endnotes.xml><?xml version="1.0" encoding="utf-8"?>
 <w:endnotes xmlns:wpc="http://schemas.microsoft.com/office/word/2010/wordprocessingCanvas" xmlns:cx="http://schemas.microsoft.com/office/drawing/2014/chartex" xmlns:cx1="http://schemas.microsoft.com/office/drawing/2015/9/8/chartex" xmlns:cx2="http://schemas.microsoft.com/office/drawing/2015/10/21/chartex" xmlns:cx3="http://schemas.microsoft.com/office/drawing/2016/5/9/chartex" xmlns:cx4="http://schemas.microsoft.com/office/drawing/2016/5/10/chartex" xmlns:cx5="http://schemas.microsoft.com/office/drawing/2016/5/11/chartex" xmlns:cx6="http://schemas.microsoft.com/office/drawing/2016/5/12/chartex" xmlns:cx7="http://schemas.microsoft.com/office/drawing/2016/5/13/chartex" xmlns:cx8="http://schemas.microsoft.com/office/drawing/2016/5/14/chartex" xmlns:mc="http://schemas.openxmlformats.org/markup-compatibility/2006" xmlns:aink="http://schemas.microsoft.com/office/drawing/2016/ink" xmlns:am3d="http://schemas.microsoft.com/office/drawing/2017/model3d" xmlns:o="urn:schemas-microsoft-com:office:office" xmlns:r="http://schemas.openxmlformats.org/officeDocument/2006/relationships" xmlns:m="http://schemas.openxmlformats.org/officeDocument/2006/math" xmlns:v="urn:schemas-microsoft-com:vml" xmlns:wp14="http://schemas.microsoft.com/office/word/2010/wordprocessingDrawing" xmlns:wp="http://schemas.openxmlformats.org/drawingml/2006/wordprocessingDrawing" xmlns:w10="urn:schemas-microsoft-com:office:word" xmlns:w="http://schemas.openxmlformats.org/wordprocessingml/2006/main" xmlns:w14="http://schemas.microsoft.com/office/word/2010/wordml" xmlns:w15="http://schemas.microsoft.com/office/word/2012/wordml" xmlns:w16cex="http://schemas.microsoft.com/office/word/2018/wordml/cex" xmlns:w16="http://schemas.microsoft.com/office/word/2018/wordml" xmlns:w16sdtdh="http://schemas.microsoft.com/office/word/2020/wordml/sdtdatahash" xmlns:w16se="http://schemas.microsoft.com/office/word/2015/wordml/symex" xmlns:wpg="http://schemas.microsoft.com/office/word/2010/wordprocessingGroup" xmlns:wpi="http://schemas.microsoft.com/office/word/2010/wordprocessingInk" xmlns:wne="http://schemas.microsoft.com/office/word/2006/wordml" xmlns:wps="http://schemas.microsoft.com/office/word/2010/wordprocessingShape">
   <w:endnote w:type="separator" w:id="-1">
     <w:p>
@@ -10173,7 +10255,43 @@
 </w:endnotes>
 </file>
 
-<file path=word/footnotes.xml><?xml version="1.0" encoding="utf-8"?>
+<file path=./word/fontTable.xml><?xml version="1.0" encoding="utf-8"?>
+<w:fonts xmlns:mc="http://schemas.openxmlformats.org/markup-compatibility/2006" xmlns:r="http://schemas.openxmlformats.org/officeDocument/2006/relationships" xmlns:w="http://schemas.openxmlformats.org/wordprocessingml/2006/main" xmlns:w14="http://schemas.microsoft.com/office/word/2010/wordml" xmlns:w15="http://schemas.microsoft.com/office/word/2012/wordml" xmlns:w16cex="http://schemas.microsoft.com/office/word/2018/wordml/cex" xmlns:w16="http://schemas.microsoft.com/office/word/2018/wordml" xmlns:w16sdtdh="http://schemas.microsoft.com/office/word/2020/wordml/sdtdatahash" xmlns:w16se="http://schemas.microsoft.com/office/word/2015/wordml/symex">
+  <w:font w:name="Times New Roman">
+    <w:panose1 w:val="02020603050405020304"/>
+    <w:family w:val="roman"/>
+    <w:pitch w:val="variable"/>
+    <w:sig w:usb0="E0002EFF" w:usb1="C000785B" w:usb2="00000009" w:usb3="00000000" w:csb0="000001FF" w:csb1="00000000"/>
+  </w:font>
+  <w:font w:name="Calibri">
+    <w:panose1 w:val="020F0502020204030204"/>
+    <w:family w:val="swiss"/>
+    <w:pitch w:val="variable"/>
+    <w:sig w:usb0="E4002EFF" w:usb1="C000247B" w:usb2="00000009" w:usb3="00000000" w:csb0="000001FF" w:csb1="00000000"/>
+  </w:font>
+  <w:font w:name="Segoe UI">
+    <w:panose1 w:val="020B0502040204020203"/>
+    <w:family w:val="swiss"/>
+    <w:pitch w:val="variable"/>
+    <w:sig w:usb0="E4002EFF" w:usb1="C000E47F" w:usb2="00000009" w:usb3="00000000" w:csb0="000001FF" w:csb1="00000000"/>
+  </w:font>
+  <w:font w:name="SimSun">
+    <w:altName w:val="宋体"/>
+    <w:panose1 w:val="02010600030101010101"/>
+    <w:family w:val="auto"/>
+    <w:pitch w:val="variable"/>
+    <w:sig w:usb0="00000003" w:usb1="288F0000" w:usb2="00000016" w:usb3="00000000" w:csb0="00040001" w:csb1="00000000"/>
+  </w:font>
+  <w:font w:name="Cambria">
+    <w:panose1 w:val="02040503050406030204"/>
+    <w:family w:val="roman"/>
+    <w:pitch w:val="variable"/>
+    <w:sig w:usb0="E00006FF" w:usb1="420024FF" w:usb2="02000000" w:usb3="00000000" w:csb0="0000019F" w:csb1="00000000"/>
+  </w:font>
+</w:fonts>
+</file>
+
+<file path=./word/footnotes.xml><?xml version="1.0" encoding="utf-8"?>
 <w:footnotes xmlns:wpc="http://schemas.microsoft.com/office/word/2010/wordprocessingCanvas" xmlns:cx="http://schemas.microsoft.com/office/drawing/2014/chartex" xmlns:cx1="http://schemas.microsoft.com/office/drawing/2015/9/8/chartex" xmlns:cx2="http://schemas.microsoft.com/office/drawing/2015/10/21/chartex" xmlns:cx3="http://schemas.microsoft.com/office/drawing/2016/5/9/chartex" xmlns:cx4="http://schemas.microsoft.com/office/drawing/2016/5/10/chartex" xmlns:cx5="http://schemas.microsoft.com/office/drawing/2016/5/11/chartex" xmlns:cx6="http://schemas.microsoft.com/office/drawing/2016/5/12/chartex" xmlns:cx7="http://schemas.microsoft.com/office/drawing/2016/5/13/chartex" xmlns:cx8="http://schemas.microsoft.com/office/drawing/2016/5/14/chartex" xmlns:mc="http://schemas.openxmlformats.org/markup-compatibility/2006" xmlns:aink="http://schemas.microsoft.com/office/drawing/2016/ink" xmlns:am3d="http://schemas.microsoft.com/office/drawing/2017/model3d" xmlns:o="urn:schemas-microsoft-com:office:office" xmlns:r="http://schemas.openxmlformats.org/officeDocument/2006/relationships" xmlns:m="http://schemas.openxmlformats.org/officeDocument/2006/math" xmlns:v="urn:schemas-microsoft-com:vml" xmlns:wp14="http://schemas.microsoft.com/office/word/2010/wordprocessingDrawing" xmlns:wp="http://schemas.openxmlformats.org/drawingml/2006/wordprocessingDrawing" xmlns:w10="urn:schemas-microsoft-com:office:word" xmlns:w="http://schemas.openxmlformats.org/wordprocessingml/2006/main" xmlns:w14="http://schemas.microsoft.com/office/word/2010/wordml" xmlns:w15="http://schemas.microsoft.com/office/word/2012/wordml" xmlns:w16cex="http://schemas.microsoft.com/office/word/2018/wordml/cex" xmlns:w16="http://schemas.microsoft.com/office/word/2018/wordml" xmlns:w16sdtdh="http://schemas.microsoft.com/office/word/2020/wordml/sdtdatahash" xmlns:w16se="http://schemas.microsoft.com/office/word/2015/wordml/symex" xmlns:wpg="http://schemas.microsoft.com/office/word/2010/wordprocessingGroup" xmlns:wpi="http://schemas.microsoft.com/office/word/2010/wordprocessingInk" xmlns:wne="http://schemas.microsoft.com/office/word/2006/wordml" xmlns:wps="http://schemas.microsoft.com/office/word/2010/wordprocessingShape">
   <w:footnote w:type="separator" w:id="-1">
     <w:p>
@@ -10198,7 +10316,7 @@
 </w:footnotes>
 </file>
 
-<file path=word/numbering.xml><?xml version="1.0" encoding="utf-8"?>
+<file path=./word/numbering.xml><?xml version="1.0" encoding="utf-8"?>
 <w:numbering xmlns:wpc="http://schemas.microsoft.com/office/word/2010/wordprocessingCanvas" xmlns:cx="http://schemas.microsoft.com/office/drawing/2014/chartex" xmlns:cx1="http://schemas.microsoft.com/office/drawing/2015/9/8/chartex" xmlns:cx2="http://schemas.microsoft.com/office/drawing/2015/10/21/chartex" xmlns:cx3="http://schemas.microsoft.com/office/drawing/2016/5/9/chartex" xmlns:cx4="http://schemas.microsoft.com/office/drawing/2016/5/10/chartex" xmlns:cx5="http://schemas.microsoft.com/office/drawing/2016/5/11/chartex" xmlns:cx6="http://schemas.microsoft.com/office/drawing/2016/5/12/chartex" xmlns:cx7="http://schemas.microsoft.com/office/drawing/2016/5/13/chartex" xmlns:cx8="http://schemas.microsoft.com/office/drawing/2016/5/14/chartex" xmlns:mc="http://schemas.openxmlformats.org/markup-compatibility/2006" xmlns:aink="http://schemas.microsoft.com/office/drawing/2016/ink" xmlns:am3d="http://schemas.microsoft.com/office/drawing/2017/model3d" xmlns:o="urn:schemas-microsoft-com:office:office" xmlns:r="http://schemas.openxmlformats.org/officeDocument/2006/relationships" xmlns:m="http://schemas.openxmlformats.org/officeDocument/2006/math" xmlns:v="urn:schemas-microsoft-com:vml" xmlns:wp14="http://schemas.microsoft.com/office/word/2010/wordprocessingDrawing" xmlns:wp="http://schemas.openxmlformats.org/drawingml/2006/wordprocessingDrawing" xmlns:w10="urn:schemas-microsoft-com:office:word" xmlns:w="http://schemas.openxmlformats.org/wordprocessingml/2006/main" xmlns:w14="http://schemas.microsoft.com/office/word/2010/wordml" xmlns:w15="http://schemas.microsoft.com/office/word/2012/wordml" xmlns:w16cex="http://schemas.microsoft.com/office/word/2018/wordml/cex" xmlns:w16="http://schemas.microsoft.com/office/word/2018/wordml" xmlns:w16sdtdh="http://schemas.microsoft.com/office/word/2020/wordml/sdtdatahash" xmlns:w16se="http://schemas.microsoft.com/office/word/2015/wordml/symex" xmlns:wpg="http://schemas.microsoft.com/office/word/2010/wordprocessingGroup" xmlns:wpi="http://schemas.microsoft.com/office/word/2010/wordprocessingInk" xmlns:wne="http://schemas.microsoft.com/office/word/2006/wordml" xmlns:wps="http://schemas.microsoft.com/office/word/2010/wordprocessingShape">
   <w:abstractNum w:abstractNumId="0">
     <w:nsid w:val="240C0946"/>
@@ -10559,7 +10677,342 @@
 </w:numbering>
 </file>
 
-<file path=word/styles.xml><?xml version="1.0" encoding="utf-8"?>
+<file path=./word/settings.xml><?xml version="1.0" encoding="utf-8"?>
+<w:settings xmlns:mc="http://schemas.openxmlformats.org/markup-compatibility/2006" xmlns:o="urn:schemas-microsoft-com:office:office" xmlns:r="http://schemas.openxmlformats.org/officeDocument/2006/relationships" xmlns:m="http://schemas.openxmlformats.org/officeDocument/2006/math" xmlns:v="urn:schemas-microsoft-com:vml" xmlns:w10="urn:schemas-microsoft-com:office:word" xmlns:w="http://schemas.openxmlformats.org/wordprocessingml/2006/main" xmlns:w14="http://schemas.microsoft.com/office/word/2010/wordml" xmlns:w15="http://schemas.microsoft.com/office/word/2012/wordml" xmlns:w16cex="http://schemas.microsoft.com/office/word/2018/wordml/cex" xmlns:w16="http://schemas.microsoft.com/office/word/2018/wordml" xmlns:w16sdtdh="http://schemas.microsoft.com/office/word/2020/wordml/sdtdatahash" xmlns:w16se="http://schemas.microsoft.com/office/word/2015/wordml/symex" xmlns:sl="http://schemas.openxmlformats.org/schemaLibrary/2006/main">
+  <w:zoom w:percent="100"/>
+  <w:proofState w:spelling="clean" w:grammar="clean"/>
+  <w:defaultTabStop w:val="720"/>
+  <w:drawingGridHorizontalSpacing w:val="110"/>
+  <w:displayHorizontalDrawingGridEvery w:val="2"/>
+  <w:displayVerticalDrawingGridEvery w:val="2"/>
+  <w:characterSpacingControl w:val="doNotCompress"/>
+  <w:compat>
+    <w:compatSetting w:name="compatibilityMode" w:uri="http://schemas.microsoft.com/office/word" w:val="15"/>
+    <w:compatSetting w:name="overrideTableStyleFontSizeAndJustification" w:uri="http://schemas.microsoft.com/office/word" w:val="1"/>
+    <w:compatSetting w:name="enableOpenTypeFeatures" w:uri="http://schemas.microsoft.com/office/word" w:val="1"/>
+    <w:compatSetting w:name="doNotFlipMirrorIndents" w:uri="http://schemas.microsoft.com/office/word" w:val="1"/>
+    <w:compatSetting w:name="differentiateMultirowTableHeaders" w:uri="http://schemas.microsoft.com/office/word" w:val="1"/>
+    <w:compatSetting w:name="useWord2013TrackBottomHyphenation" w:uri="http://schemas.microsoft.com/office/word" w:val="0"/>
+  </w:compat>
+  <w:rsids>
+    <w:rsidRoot w:val="00321C12"/>
+    <w:rsid w:val="000022BB"/>
+    <w:rsid w:val="000105E3"/>
+    <w:rsid w:val="00021FBD"/>
+    <w:rsid w:val="0003211D"/>
+    <w:rsid w:val="00033B60"/>
+    <w:rsid w:val="00036C71"/>
+    <w:rsid w:val="00064E3A"/>
+    <w:rsid w:val="000765E8"/>
+    <w:rsid w:val="000931CA"/>
+    <w:rsid w:val="000951B5"/>
+    <w:rsid w:val="000A1E27"/>
+    <w:rsid w:val="000A6D9B"/>
+    <w:rsid w:val="000A7A0A"/>
+    <w:rsid w:val="000B2957"/>
+    <w:rsid w:val="000B3452"/>
+    <w:rsid w:val="000B4191"/>
+    <w:rsid w:val="000B6A95"/>
+    <w:rsid w:val="000C3A50"/>
+    <w:rsid w:val="00107FB0"/>
+    <w:rsid w:val="00134877"/>
+    <w:rsid w:val="00135502"/>
+    <w:rsid w:val="001366ED"/>
+    <w:rsid w:val="00156517"/>
+    <w:rsid w:val="00161FEE"/>
+    <w:rsid w:val="00170F03"/>
+    <w:rsid w:val="0017582C"/>
+    <w:rsid w:val="00186227"/>
+    <w:rsid w:val="0019108C"/>
+    <w:rsid w:val="001A7E8C"/>
+    <w:rsid w:val="001B1B1D"/>
+    <w:rsid w:val="001C7486"/>
+    <w:rsid w:val="001D0DAA"/>
+    <w:rsid w:val="001D2108"/>
+    <w:rsid w:val="001E512B"/>
+    <w:rsid w:val="001E6333"/>
+    <w:rsid w:val="0022020E"/>
+    <w:rsid w:val="00227EDD"/>
+    <w:rsid w:val="00232634"/>
+    <w:rsid w:val="002345AB"/>
+    <w:rsid w:val="002428F4"/>
+    <w:rsid w:val="00260468"/>
+    <w:rsid w:val="0026207D"/>
+    <w:rsid w:val="00273774"/>
+    <w:rsid w:val="00273A14"/>
+    <w:rsid w:val="00277DFF"/>
+    <w:rsid w:val="00290A29"/>
+    <w:rsid w:val="002A70C3"/>
+    <w:rsid w:val="002B6B2C"/>
+    <w:rsid w:val="002C12B2"/>
+    <w:rsid w:val="002E2BFE"/>
+    <w:rsid w:val="002E6E53"/>
+    <w:rsid w:val="0030443B"/>
+    <w:rsid w:val="0031217C"/>
+    <w:rsid w:val="00312CAB"/>
+    <w:rsid w:val="003135CB"/>
+    <w:rsid w:val="00321C12"/>
+    <w:rsid w:val="0032393F"/>
+    <w:rsid w:val="00345DF3"/>
+    <w:rsid w:val="0035350E"/>
+    <w:rsid w:val="003623C9"/>
+    <w:rsid w:val="00362E19"/>
+    <w:rsid w:val="003673CA"/>
+    <w:rsid w:val="00382A00"/>
+    <w:rsid w:val="00385AA6"/>
+    <w:rsid w:val="00385B0D"/>
+    <w:rsid w:val="00396ABF"/>
+    <w:rsid w:val="003A1CF2"/>
+    <w:rsid w:val="003B5099"/>
+    <w:rsid w:val="003C240C"/>
+    <w:rsid w:val="003D1426"/>
+    <w:rsid w:val="003E77A3"/>
+    <w:rsid w:val="004526D7"/>
+    <w:rsid w:val="0046641E"/>
+    <w:rsid w:val="00482974"/>
+    <w:rsid w:val="00482B0C"/>
+    <w:rsid w:val="004A64C3"/>
+    <w:rsid w:val="004B3341"/>
+    <w:rsid w:val="004E0AA5"/>
+    <w:rsid w:val="004E4CD1"/>
+    <w:rsid w:val="004F3A66"/>
+    <w:rsid w:val="00505B25"/>
+    <w:rsid w:val="00510268"/>
+    <w:rsid w:val="00515A23"/>
+    <w:rsid w:val="00521BAE"/>
+    <w:rsid w:val="00522BF4"/>
+    <w:rsid w:val="00531652"/>
+    <w:rsid w:val="005403EB"/>
+    <w:rsid w:val="0056120F"/>
+    <w:rsid w:val="00570174"/>
+    <w:rsid w:val="00571E68"/>
+    <w:rsid w:val="00572492"/>
+    <w:rsid w:val="00572E2E"/>
+    <w:rsid w:val="005815F9"/>
+    <w:rsid w:val="00592656"/>
+    <w:rsid w:val="005A0E26"/>
+    <w:rsid w:val="005A691F"/>
+    <w:rsid w:val="005B010B"/>
+    <w:rsid w:val="005B0E37"/>
+    <w:rsid w:val="005B2C0A"/>
+    <w:rsid w:val="005C3254"/>
+    <w:rsid w:val="005C3A06"/>
+    <w:rsid w:val="005D18EA"/>
+    <w:rsid w:val="005D5B70"/>
+    <w:rsid w:val="005D754E"/>
+    <w:rsid w:val="005E54E9"/>
+    <w:rsid w:val="00600F96"/>
+    <w:rsid w:val="00603A9D"/>
+    <w:rsid w:val="00604B5F"/>
+    <w:rsid w:val="006073E0"/>
+    <w:rsid w:val="00612235"/>
+    <w:rsid w:val="006161BE"/>
+    <w:rsid w:val="00621150"/>
+    <w:rsid w:val="0063256A"/>
+    <w:rsid w:val="00647173"/>
+    <w:rsid w:val="00652088"/>
+    <w:rsid w:val="00660DF2"/>
+    <w:rsid w:val="00674395"/>
+    <w:rsid w:val="00677E58"/>
+    <w:rsid w:val="00691E61"/>
+    <w:rsid w:val="006B1C4B"/>
+    <w:rsid w:val="006C0825"/>
+    <w:rsid w:val="006C65CD"/>
+    <w:rsid w:val="006D0B75"/>
+    <w:rsid w:val="006D4661"/>
+    <w:rsid w:val="006D5E69"/>
+    <w:rsid w:val="006D6BD6"/>
+    <w:rsid w:val="006D7B83"/>
+    <w:rsid w:val="006F0116"/>
+    <w:rsid w:val="006F2006"/>
+    <w:rsid w:val="00712DFA"/>
+    <w:rsid w:val="00712E39"/>
+    <w:rsid w:val="007139BE"/>
+    <w:rsid w:val="00720168"/>
+    <w:rsid w:val="007210D4"/>
+    <w:rsid w:val="00732B7B"/>
+    <w:rsid w:val="00747015"/>
+    <w:rsid w:val="007612C4"/>
+    <w:rsid w:val="00764D59"/>
+    <w:rsid w:val="00783BE5"/>
+    <w:rsid w:val="007A3DA8"/>
+    <w:rsid w:val="007B531D"/>
+    <w:rsid w:val="007C2037"/>
+    <w:rsid w:val="007C5526"/>
+    <w:rsid w:val="007C5FE9"/>
+    <w:rsid w:val="007E51D3"/>
+    <w:rsid w:val="007F7642"/>
+    <w:rsid w:val="00806ED6"/>
+    <w:rsid w:val="00811E55"/>
+    <w:rsid w:val="0083095E"/>
+    <w:rsid w:val="00837B94"/>
+    <w:rsid w:val="0084655D"/>
+    <w:rsid w:val="00851855"/>
+    <w:rsid w:val="00852AE7"/>
+    <w:rsid w:val="00863BC1"/>
+    <w:rsid w:val="00865D31"/>
+    <w:rsid w:val="00870B27"/>
+    <w:rsid w:val="00886BAD"/>
+    <w:rsid w:val="00894861"/>
+    <w:rsid w:val="008D700A"/>
+    <w:rsid w:val="008E5473"/>
+    <w:rsid w:val="008E5895"/>
+    <w:rsid w:val="00901539"/>
+    <w:rsid w:val="009042E4"/>
+    <w:rsid w:val="0091033C"/>
+    <w:rsid w:val="00910938"/>
+    <w:rsid w:val="00914909"/>
+    <w:rsid w:val="00915560"/>
+    <w:rsid w:val="00915BC9"/>
+    <w:rsid w:val="009256CF"/>
+    <w:rsid w:val="00931E89"/>
+    <w:rsid w:val="009332F5"/>
+    <w:rsid w:val="009367B8"/>
+    <w:rsid w:val="0093763E"/>
+    <w:rsid w:val="00961AA0"/>
+    <w:rsid w:val="00963D64"/>
+    <w:rsid w:val="009759CE"/>
+    <w:rsid w:val="00983B43"/>
+    <w:rsid w:val="00995CD8"/>
+    <w:rsid w:val="009A052F"/>
+    <w:rsid w:val="009A7E4D"/>
+    <w:rsid w:val="009B0413"/>
+    <w:rsid w:val="009B489F"/>
+    <w:rsid w:val="009D7B05"/>
+    <w:rsid w:val="009E1CD4"/>
+    <w:rsid w:val="009E76C3"/>
+    <w:rsid w:val="009F7BD3"/>
+    <w:rsid w:val="00A01B86"/>
+    <w:rsid w:val="00A01DE7"/>
+    <w:rsid w:val="00A04BBD"/>
+    <w:rsid w:val="00A07877"/>
+    <w:rsid w:val="00A104BD"/>
+    <w:rsid w:val="00A119C9"/>
+    <w:rsid w:val="00A23FA2"/>
+    <w:rsid w:val="00A24205"/>
+    <w:rsid w:val="00A4565D"/>
+    <w:rsid w:val="00A45FEA"/>
+    <w:rsid w:val="00A65930"/>
+    <w:rsid w:val="00A7064F"/>
+    <w:rsid w:val="00A81A0A"/>
+    <w:rsid w:val="00A87279"/>
+    <w:rsid w:val="00A94F55"/>
+    <w:rsid w:val="00AA5297"/>
+    <w:rsid w:val="00AB55A5"/>
+    <w:rsid w:val="00AD250F"/>
+    <w:rsid w:val="00AD2BC1"/>
+    <w:rsid w:val="00AE7567"/>
+    <w:rsid w:val="00B06834"/>
+    <w:rsid w:val="00B17898"/>
+    <w:rsid w:val="00B31EA6"/>
+    <w:rsid w:val="00B56A8D"/>
+    <w:rsid w:val="00B632EA"/>
+    <w:rsid w:val="00B90AAF"/>
+    <w:rsid w:val="00B90ED6"/>
+    <w:rsid w:val="00BB00ED"/>
+    <w:rsid w:val="00BB47DE"/>
+    <w:rsid w:val="00BF12C2"/>
+    <w:rsid w:val="00BF323B"/>
+    <w:rsid w:val="00BF4EA5"/>
+    <w:rsid w:val="00BF6470"/>
+    <w:rsid w:val="00C1450A"/>
+    <w:rsid w:val="00C161D2"/>
+    <w:rsid w:val="00C22A2C"/>
+    <w:rsid w:val="00C42F10"/>
+    <w:rsid w:val="00C60E4E"/>
+    <w:rsid w:val="00C63A8C"/>
+    <w:rsid w:val="00C6638C"/>
+    <w:rsid w:val="00C7398A"/>
+    <w:rsid w:val="00C7633F"/>
+    <w:rsid w:val="00C875C5"/>
+    <w:rsid w:val="00C91CF5"/>
+    <w:rsid w:val="00CB140E"/>
+    <w:rsid w:val="00CE3F5B"/>
+    <w:rsid w:val="00D0081B"/>
+    <w:rsid w:val="00D01354"/>
+    <w:rsid w:val="00D054EB"/>
+    <w:rsid w:val="00D0790C"/>
+    <w:rsid w:val="00D3005E"/>
+    <w:rsid w:val="00D42DF8"/>
+    <w:rsid w:val="00D44F5C"/>
+    <w:rsid w:val="00D45065"/>
+    <w:rsid w:val="00D647B2"/>
+    <w:rsid w:val="00D70D82"/>
+    <w:rsid w:val="00D80DC5"/>
+    <w:rsid w:val="00D8299E"/>
+    <w:rsid w:val="00D83C3C"/>
+    <w:rsid w:val="00D90760"/>
+    <w:rsid w:val="00D90FA1"/>
+    <w:rsid w:val="00DA6F20"/>
+    <w:rsid w:val="00DC626B"/>
+    <w:rsid w:val="00DE788A"/>
+    <w:rsid w:val="00DF4D9A"/>
+    <w:rsid w:val="00E0188E"/>
+    <w:rsid w:val="00E01DD9"/>
+    <w:rsid w:val="00E0501F"/>
+    <w:rsid w:val="00E065D0"/>
+    <w:rsid w:val="00E075DC"/>
+    <w:rsid w:val="00E07C69"/>
+    <w:rsid w:val="00E202D4"/>
+    <w:rsid w:val="00E21CD2"/>
+    <w:rsid w:val="00E2566A"/>
+    <w:rsid w:val="00E308C4"/>
+    <w:rsid w:val="00E355C0"/>
+    <w:rsid w:val="00E7407B"/>
+    <w:rsid w:val="00E83474"/>
+    <w:rsid w:val="00E8582E"/>
+    <w:rsid w:val="00E92B42"/>
+    <w:rsid w:val="00E97318"/>
+    <w:rsid w:val="00EB2B07"/>
+    <w:rsid w:val="00EB6A99"/>
+    <w:rsid w:val="00EC57B7"/>
+    <w:rsid w:val="00EC61AD"/>
+    <w:rsid w:val="00EF03BD"/>
+    <w:rsid w:val="00EF7F39"/>
+    <w:rsid w:val="00F0088E"/>
+    <w:rsid w:val="00F261A0"/>
+    <w:rsid w:val="00F2665B"/>
+    <w:rsid w:val="00F2710B"/>
+    <w:rsid w:val="00F303C9"/>
+    <w:rsid w:val="00F4276E"/>
+    <w:rsid w:val="00F63F5D"/>
+    <w:rsid w:val="00F94820"/>
+    <w:rsid w:val="00FA513B"/>
+    <w:rsid w:val="00FB52DF"/>
+    <w:rsid w:val="00FC37AB"/>
+    <w:rsid w:val="00FC42CD"/>
+    <w:rsid w:val="00FD3F91"/>
+    <w:rsid w:val="00FD5A06"/>
+  </w:rsids>
+  <m:mathPr>
+    <m:mathFont m:val="Cambria Math"/>
+    <m:brkBin m:val="before"/>
+    <m:brkBinSub m:val="--"/>
+    <m:smallFrac/>
+    <m:dispDef/>
+    <m:lMargin m:val="0"/>
+    <m:rMargin m:val="0"/>
+    <m:defJc m:val="centerGroup"/>
+    <m:wrapIndent m:val="1440"/>
+    <m:intLim m:val="subSup"/>
+    <m:naryLim m:val="undOvr"/>
+  </m:mathPr>
+  <w:themeFontLang w:val="en-US"/>
+  <w:clrSchemeMapping w:bg1="light1" w:t1="dark1" w:bg2="light2" w:t2="dark2" w:accent1="accent1" w:accent2="accent2" w:accent3="accent3" w:accent4="accent4" w:accent5="accent5" w:accent6="accent6" w:hyperlink="hyperlink" w:followedHyperlink="followedHyperlink"/>
+  <w:shapeDefaults>
+    <o:shapedefaults v:ext="edit" spidmax="1026"/>
+    <o:shapelayout v:ext="edit">
+      <o:idmap v:ext="edit" data="1"/>
+    </o:shapelayout>
+  </w:shapeDefaults>
+  <w:decimalSymbol w:val=","/>
+  <w:listSeparator w:val=","/>
+  <w14:docId w14:val="4BA3045A"/>
+  <w15:docId w15:val="{B2558F17-7618-4E5A-9A50-71EF4E99DDDB}"/>
+</w:settings>
+</file>
+
+<file path=./word/styles.xml><?xml version="1.0" encoding="utf-8"?>
 <w:styles xmlns:mc="http://schemas.openxmlformats.org/markup-compatibility/2006" xmlns:r="http://schemas.openxmlformats.org/officeDocument/2006/relationships" xmlns:w="http://schemas.openxmlformats.org/wordprocessingml/2006/main" xmlns:w14="http://schemas.microsoft.com/office/word/2010/wordml" xmlns:w15="http://schemas.microsoft.com/office/word/2012/wordml" xmlns:w16cex="http://schemas.microsoft.com/office/word/2018/wordml/cex" xmlns:w16="http://schemas.microsoft.com/office/word/2018/wordml" xmlns:w16sdtdh="http://schemas.microsoft.com/office/word/2020/wordml/sdtdatahash" xmlns:w16se="http://schemas.microsoft.com/office/word/2015/wordml/symex">
   <w:docDefaults>
     <w:rPrDefault>
@@ -11122,7 +11575,7 @@
 </w:styles>
 </file>
 
-<file path=word/theme/theme1.xml><?xml version="1.0" encoding="utf-8"?>
+<file path=./word/theme/theme1.xml><?xml version="1.0" encoding="utf-8"?>
 <a:theme xmlns:a="http://schemas.openxmlformats.org/drawingml/2006/main" name="Office Theme">
   <a:themeElements>
     <a:clrScheme name="Office">
@@ -11407,14 +11860,90 @@
 </a:theme>
 </file>
 
-<file path=customXml/item1.xml><?xml version="1.0" encoding="utf-8"?>
-<b:Sources xmlns:b="http://schemas.openxmlformats.org/officeDocument/2006/bibliography" xmlns="http://schemas.openxmlformats.org/officeDocument/2006/bibliography" SelectedStyle="\APA.XSL" StyleName="APA"/>
-</file>
-
-<file path=customXml/itemProps1.xml><?xml version="1.0" encoding="utf-8"?>
-<ds:datastoreItem xmlns:ds="http://schemas.openxmlformats.org/officeDocument/2006/customXml" ds:itemID="{EBB56EF9-1F11-4EC3-9BEA-86235D7FF1F8}">
-  <ds:schemaRefs>
-    <ds:schemaRef ds:uri="http://schemas.openxmlformats.org/officeDocument/2006/bibliography"/>
-  </ds:schemaRefs>
-</ds:datastoreItem>
+<file path=./word/webSettings.xml><?xml version="1.0" encoding="utf-8"?>
+<w:webSettings xmlns:mc="http://schemas.openxmlformats.org/markup-compatibility/2006" xmlns:r="http://schemas.openxmlformats.org/officeDocument/2006/relationships" xmlns:w="http://schemas.openxmlformats.org/wordprocessingml/2006/main" xmlns:w14="http://schemas.microsoft.com/office/word/2010/wordml" xmlns:w15="http://schemas.microsoft.com/office/word/2012/wordml" xmlns:w16cex="http://schemas.microsoft.com/office/word/2018/wordml/cex" xmlns:w16="http://schemas.microsoft.com/office/word/2018/wordml" xmlns:w16sdtdh="http://schemas.microsoft.com/office/word/2020/wordml/sdtdatahash" xmlns:w16se="http://schemas.microsoft.com/office/word/2015/wordml/symex">
+  <w:divs>
+    <w:div w:id="161314258">
+      <w:bodyDiv w:val="1"/>
+      <w:marLeft w:val="0"/>
+      <w:marRight w:val="0"/>
+      <w:marTop w:val="0"/>
+      <w:marBottom w:val="0"/>
+      <w:divBdr>
+        <w:top w:val="none" w:sz="0" w:space="0" w:color="auto"/>
+        <w:left w:val="none" w:sz="0" w:space="0" w:color="auto"/>
+        <w:bottom w:val="none" w:sz="0" w:space="0" w:color="auto"/>
+        <w:right w:val="none" w:sz="0" w:space="0" w:color="auto"/>
+      </w:divBdr>
+    </w:div>
+    <w:div w:id="319768381">
+      <w:bodyDiv w:val="1"/>
+      <w:marLeft w:val="0"/>
+      <w:marRight w:val="0"/>
+      <w:marTop w:val="0"/>
+      <w:marBottom w:val="0"/>
+      <w:divBdr>
+        <w:top w:val="none" w:sz="0" w:space="0" w:color="auto"/>
+        <w:left w:val="none" w:sz="0" w:space="0" w:color="auto"/>
+        <w:bottom w:val="none" w:sz="0" w:space="0" w:color="auto"/>
+        <w:right w:val="none" w:sz="0" w:space="0" w:color="auto"/>
+      </w:divBdr>
+    </w:div>
+    <w:div w:id="1169444630">
+      <w:bodyDiv w:val="1"/>
+      <w:marLeft w:val="0"/>
+      <w:marRight w:val="0"/>
+      <w:marTop w:val="0"/>
+      <w:marBottom w:val="0"/>
+      <w:divBdr>
+        <w:top w:val="none" w:sz="0" w:space="0" w:color="auto"/>
+        <w:left w:val="none" w:sz="0" w:space="0" w:color="auto"/>
+        <w:bottom w:val="none" w:sz="0" w:space="0" w:color="auto"/>
+        <w:right w:val="none" w:sz="0" w:space="0" w:color="auto"/>
+      </w:divBdr>
+    </w:div>
+    <w:div w:id="1421639476">
+      <w:bodyDiv w:val="1"/>
+      <w:marLeft w:val="0"/>
+      <w:marRight w:val="0"/>
+      <w:marTop w:val="0"/>
+      <w:marBottom w:val="0"/>
+      <w:divBdr>
+        <w:top w:val="none" w:sz="0" w:space="0" w:color="auto"/>
+        <w:left w:val="none" w:sz="0" w:space="0" w:color="auto"/>
+        <w:bottom w:val="none" w:sz="0" w:space="0" w:color="auto"/>
+        <w:right w:val="none" w:sz="0" w:space="0" w:color="auto"/>
+      </w:divBdr>
+    </w:div>
+    <w:div w:id="1714232725">
+      <w:bodyDiv w:val="1"/>
+      <w:marLeft w:val="0"/>
+      <w:marRight w:val="0"/>
+      <w:marTop w:val="0"/>
+      <w:marBottom w:val="0"/>
+      <w:divBdr>
+        <w:top w:val="none" w:sz="0" w:space="0" w:color="auto"/>
+        <w:left w:val="none" w:sz="0" w:space="0" w:color="auto"/>
+        <w:bottom w:val="none" w:sz="0" w:space="0" w:color="auto"/>
+        <w:right w:val="none" w:sz="0" w:space="0" w:color="auto"/>
+      </w:divBdr>
+    </w:div>
+    <w:div w:id="2034726701">
+      <w:bodyDiv w:val="1"/>
+      <w:marLeft w:val="0"/>
+      <w:marRight w:val="0"/>
+      <w:marTop w:val="0"/>
+      <w:marBottom w:val="0"/>
+      <w:divBdr>
+        <w:top w:val="none" w:sz="0" w:space="0" w:color="auto"/>
+        <w:left w:val="none" w:sz="0" w:space="0" w:color="auto"/>
+        <w:bottom w:val="none" w:sz="0" w:space="0" w:color="auto"/>
+        <w:right w:val="none" w:sz="0" w:space="0" w:color="auto"/>
+      </w:divBdr>
+    </w:div>
+  </w:divs>
+  <w:optimizeForBrowser/>
+  <w:relyOnVML/>
+  <w:allowPNG/>
+</w:webSettings>
 </file>